--- a/non_web_resources/Progam.docx
+++ b/non_web_resources/Progam.docx
@@ -16,6 +16,7 @@
         <w:rPr>
           <w:b/>
           <w:bCs/>
+          <w:noProof/>
           <w:sz w:val="36"/>
           <w:szCs w:val="36"/>
         </w:rPr>
@@ -109,7 +110,7 @@
           <w:sz w:val="36"/>
           <w:szCs w:val="36"/>
         </w:rPr>
-        <w:t xml:space="preserve">Spring </w:t>
+        <w:t xml:space="preserve">Spring 2026 </w:t>
       </w:r>
       <w:r>
         <w:rPr>
@@ -118,7 +119,16 @@
           <w:sz w:val="36"/>
           <w:szCs w:val="36"/>
         </w:rPr>
-        <w:t>2026 Science Research Meeting</w:t>
+        <w:t>-</w:t>
+      </w:r>
+      <w:r>
+        <w:rPr>
+          <w:b/>
+          <w:bCs/>
+          <w:sz w:val="36"/>
+          <w:szCs w:val="36"/>
+        </w:rPr>
+        <w:t xml:space="preserve"> Research Meeting</w:t>
       </w:r>
     </w:p>
     <w:p>
@@ -843,6 +853,7 @@
   <w:style w:type="character" w:default="1" w:styleId="DefaultParagraphFont">
     <w:name w:val="Default Paragraph Font"/>
     <w:uiPriority w:val="1"/>
+    <w:semiHidden/>
     <w:unhideWhenUsed/>
   </w:style>
   <w:style w:type="table" w:default="1" w:styleId="TableNormal">
